--- a/docs/01_选题评估与研究设计.docx
+++ b/docs/01_选题评估与研究设计.docx
@@ -25,7 +25,7 @@
     </w:p>
     <w:p>
       <w:r>
-        <w:t>Begash、Tasbas、Aigyrzhal-2、Chap 等遗址的研究已经表明，青铜时代中亚山地人群并非单纯游牧者，作物利用与畜牧活动共存已基本成为共识。若课程论文继续以“证明农牧结合”为主要结论，学术推进有限；更有意义的方向，是在承认农牧结合的基础上追问其组织机制。</w:t>
+        <w:t>Begash、Tasbas、Aigyrzhal-2、Chap 等遗址的研究已经表明，青铜时代中亚山地人群并非单纯游牧者，作物利用与畜牧活动共存已基本成为共识。在既有研究确立农牧结合基础上，进一步探讨其组织机制，更能体现本文的推进空间。</w:t>
       </w:r>
     </w:p>
     <w:p>
@@ -34,9 +34,6 @@
       </w:r>
     </w:p>
     <w:p>
-      <w:pPr>
-        <w:pStyle w:val="IntenseQuote"/>
-      </w:pPr>
       <w:r>
         <w:t>河谷、山麓、中山草场、高山草甸、山口与通道并不是同质背景，而是承担不同生计、交通与仪式功能的资源空间。问题在于，青铜时代山地人群如何在这些空间之间安排居住、耕作、放牧、埋葬、通行和仪式活动。</w:t>
       </w:r>

--- a/docs/01_选题评估与研究设计.docx
+++ b/docs/01_选题评估与研究设计.docx
@@ -92,6 +92,11 @@
     <w:p>
       <w:r>
         <w:t>在这个框架下，“农牧结合”不是结论本身，而是资源组织中的一类现象；真正需要解释的是这些资源如何在山地景观中被安排和连接。</w:t>
+      </w:r>
+    </w:p>
+    <w:p>
+      <w:r>
+        <w:t>为行文简洁，正文中可在首次说明后将“跨生态带资源组织”简称为“生态带资源整合”或“资源组织”，但题目和核心问题仍保留完整表述，以避免概念过窄。</w:t>
       </w:r>
     </w:p>
     <w:p>
